--- a/Terraform Template/Create AWS Role and Permissions.docx
+++ b/Terraform Template/Create AWS Role and Permissions.docx
@@ -49,6 +49,66 @@
         <w:rPr>
           <w:lang w:val="en-US"/>
         </w:rPr>
+        <w:t>Before doing anything in Terraform, first login or check if you are logged in:</w:t>
+      </w:r>
+      <w:r>
+        <w:rPr>
+          <w:lang w:val="en-US"/>
+        </w:rPr>
+        <w:br/>
+      </w:r>
+      <w:proofErr w:type="spellStart"/>
+      <w:r>
+        <w:rPr>
+          <w:i/>
+          <w:iCs/>
+          <w:color w:val="215E99" w:themeColor="text2" w:themeTint="BF"/>
+        </w:rPr>
+        <w:t>aws</w:t>
+      </w:r>
+      <w:proofErr w:type="spellEnd"/>
+      <w:r>
+        <w:rPr>
+          <w:i/>
+          <w:iCs/>
+          <w:color w:val="215E99" w:themeColor="text2" w:themeTint="BF"/>
+        </w:rPr>
+        <w:t xml:space="preserve"> </w:t>
+      </w:r>
+      <w:proofErr w:type="spellStart"/>
+      <w:r>
+        <w:rPr>
+          <w:i/>
+          <w:iCs/>
+          <w:color w:val="215E99" w:themeColor="text2" w:themeTint="BF"/>
+        </w:rPr>
+        <w:t>sts</w:t>
+      </w:r>
+      <w:proofErr w:type="spellEnd"/>
+      <w:r>
+        <w:rPr>
+          <w:i/>
+          <w:iCs/>
+          <w:color w:val="215E99" w:themeColor="text2" w:themeTint="BF"/>
+        </w:rPr>
+        <w:t xml:space="preserve"> get-caller-identity</w:t>
+      </w:r>
+    </w:p>
+    <w:p>
+      <w:pPr>
+        <w:pStyle w:val="ListParagraph"/>
+        <w:numPr>
+          <w:ilvl w:val="0"/>
+          <w:numId w:val="1"/>
+        </w:numPr>
+        <w:rPr>
+          <w:lang w:val="en-US"/>
+        </w:rPr>
+      </w:pPr>
+      <w:r>
+        <w:rPr>
+          <w:lang w:val="en-US"/>
+        </w:rPr>
         <w:t>Type ‘AWS configure’ and supply the</w:t>
       </w:r>
       <w:r>
@@ -56,7 +116,21 @@
           <w:lang w:val="en-US"/>
         </w:rPr>
         <w:br/>
-        <w:t>requested values that is obtained in AWS:</w:t>
+        <w:t xml:space="preserve">requested values that </w:t>
+      </w:r>
+      <w:proofErr w:type="gramStart"/>
+      <w:r>
+        <w:rPr>
+          <w:lang w:val="en-US"/>
+        </w:rPr>
+        <w:t>is</w:t>
+      </w:r>
+      <w:proofErr w:type="gramEnd"/>
+      <w:r>
+        <w:rPr>
+          <w:lang w:val="en-US"/>
+        </w:rPr>
+        <w:t xml:space="preserve"> obtained in AWS:</w:t>
       </w:r>
       <w:r>
         <w:rPr>
@@ -149,7 +223,21 @@
         <w:rPr>
           <w:lang w:val="en-US"/>
         </w:rPr>
-        <w:t xml:space="preserve"> shell  and wait for Terraform to confirm that is has ‘</w:t>
+        <w:t xml:space="preserve"> </w:t>
+      </w:r>
+      <w:proofErr w:type="gramStart"/>
+      <w:r>
+        <w:rPr>
+          <w:lang w:val="en-US"/>
+        </w:rPr>
+        <w:t>shell  and</w:t>
+      </w:r>
+      <w:proofErr w:type="gramEnd"/>
+      <w:r>
+        <w:rPr>
+          <w:lang w:val="en-US"/>
+        </w:rPr>
+        <w:t xml:space="preserve"> wait for Terraform to confirm that is has ‘</w:t>
       </w:r>
       <w:r>
         <w:rPr>
@@ -201,7 +289,15 @@
       </w:r>
       <w:proofErr w:type="spellStart"/>
       <w:r>
-        <w:t>aws_secretsmanager_secret.fraud_poc_secrets</w:t>
+        <w:t>aws_secretsmanager_</w:t>
+      </w:r>
+      <w:proofErr w:type="gramStart"/>
+      <w:r>
+        <w:t>secret.fraud</w:t>
+      </w:r>
+      <w:proofErr w:type="gramEnd"/>
+      <w:r>
+        <w:t>_poc_secrets</w:t>
       </w:r>
       <w:proofErr w:type="spellEnd"/>
       <w:r>
@@ -1162,6 +1258,7 @@
   <w:style w:type="character" w:default="1" w:styleId="DefaultParagraphFont">
     <w:name w:val="Default Paragraph Font"/>
     <w:uiPriority w:val="1"/>
+    <w:semiHidden/>
     <w:unhideWhenUsed/>
   </w:style>
   <w:style w:type="table" w:default="1" w:styleId="TableNormal">
